--- a/tests/fixtures/docx-authored/apuri--final--prijediplomski--neuredan.docx
+++ b/tests/fixtures/docx-authored/apuri--final--prijediplomski--neuredan.docx
@@ -58,7 +58,7 @@
       <w:pPr>
         <w:pStyle w:val="BodyText"/>
         <w:bidi w:val="0"/>
-        <w:spacing w:lineRule="auto" w:line="360" w:before="0" w:after="120"/>
+        <w:spacing w:lineRule="auto" w:line="240" w:before="0" w:after="340"/>
         <w:jc w:val="both"/>
         <w:rPr/>
       </w:pPr>
@@ -83,7 +83,7 @@
       <w:pPr>
         <w:pStyle w:val="BodyText"/>
         <w:bidi w:val="0"/>
-        <w:spacing w:lineRule="auto" w:line="360" w:before="0" w:after="120"/>
+        <w:spacing w:lineRule="auto" w:line="240" w:before="0" w:after="340"/>
         <w:jc w:val="both"/>
         <w:rPr/>
       </w:pPr>
@@ -296,67 +296,67 @@
       <w:pPr>
         <w:pStyle w:val="BodyText"/>
         <w:bidi w:val="0"/>
-        <w:spacing w:lineRule="auto" w:line="360" w:before="0" w:after="120"/>
-        <w:jc w:val="both"/>
-        <w:rPr/>
-      </w:pPr>
-      <w:r>
-        <w:rPr/>
-      </w:r>
-    </w:p>
-    <w:p>
-      <w:pPr>
-        <w:pStyle w:val="BodyText"/>
-        <w:bidi w:val="0"/>
-        <w:spacing w:lineRule="auto" w:line="360" w:before="0" w:after="120"/>
-        <w:jc w:val="both"/>
-        <w:rPr/>
-      </w:pPr>
-      <w:r>
-        <w:rPr/>
-      </w:r>
-    </w:p>
-    <w:p>
-      <w:pPr>
-        <w:pStyle w:val="BodyText"/>
-        <w:bidi w:val="0"/>
-        <w:spacing w:lineRule="auto" w:line="360" w:before="0" w:after="120"/>
-        <w:jc w:val="both"/>
-        <w:rPr/>
-      </w:pPr>
-      <w:r>
-        <w:rPr/>
-      </w:r>
-    </w:p>
-    <w:p>
-      <w:pPr>
-        <w:pStyle w:val="BodyText"/>
-        <w:bidi w:val="0"/>
-        <w:spacing w:lineRule="auto" w:line="360" w:before="0" w:after="120"/>
-        <w:jc w:val="both"/>
-        <w:rPr/>
-      </w:pPr>
-      <w:r>
-        <w:rPr/>
-      </w:r>
-    </w:p>
-    <w:p>
-      <w:pPr>
-        <w:pStyle w:val="BodyText"/>
-        <w:bidi w:val="0"/>
-        <w:spacing w:lineRule="auto" w:line="360" w:before="0" w:after="120"/>
-        <w:jc w:val="both"/>
-        <w:rPr/>
-      </w:pPr>
-      <w:r>
-        <w:rPr/>
-      </w:r>
-    </w:p>
-    <w:p>
-      <w:pPr>
-        <w:pStyle w:val="BodyText"/>
-        <w:bidi w:val="0"/>
-        <w:spacing w:lineRule="auto" w:line="360" w:before="0" w:after="120"/>
+        <w:spacing w:lineRule="auto" w:line="240" w:before="0" w:after="340"/>
+        <w:jc w:val="both"/>
+        <w:rPr/>
+      </w:pPr>
+      <w:r>
+        <w:rPr/>
+      </w:r>
+    </w:p>
+    <w:p>
+      <w:pPr>
+        <w:pStyle w:val="BodyText"/>
+        <w:bidi w:val="0"/>
+        <w:spacing w:lineRule="auto" w:line="240" w:before="0" w:after="340"/>
+        <w:jc w:val="both"/>
+        <w:rPr/>
+      </w:pPr>
+      <w:r>
+        <w:rPr/>
+      </w:r>
+    </w:p>
+    <w:p>
+      <w:pPr>
+        <w:pStyle w:val="BodyText"/>
+        <w:bidi w:val="0"/>
+        <w:spacing w:lineRule="auto" w:line="240" w:before="0" w:after="340"/>
+        <w:jc w:val="both"/>
+        <w:rPr/>
+      </w:pPr>
+      <w:r>
+        <w:rPr/>
+      </w:r>
+    </w:p>
+    <w:p>
+      <w:pPr>
+        <w:pStyle w:val="BodyText"/>
+        <w:bidi w:val="0"/>
+        <w:spacing w:lineRule="auto" w:line="240" w:before="0" w:after="340"/>
+        <w:jc w:val="both"/>
+        <w:rPr/>
+      </w:pPr>
+      <w:r>
+        <w:rPr/>
+      </w:r>
+    </w:p>
+    <w:p>
+      <w:pPr>
+        <w:pStyle w:val="BodyText"/>
+        <w:bidi w:val="0"/>
+        <w:spacing w:lineRule="auto" w:line="240" w:before="0" w:after="340"/>
+        <w:jc w:val="both"/>
+        <w:rPr/>
+      </w:pPr>
+      <w:r>
+        <w:rPr/>
+      </w:r>
+    </w:p>
+    <w:p>
+      <w:pPr>
+        <w:pStyle w:val="BodyText"/>
+        <w:bidi w:val="0"/>
+        <w:spacing w:lineRule="auto" w:line="240" w:before="0" w:after="340"/>
         <w:jc w:val="both"/>
         <w:rPr/>
       </w:pPr>
@@ -380,7 +380,7 @@
       <w:pPr>
         <w:pStyle w:val="BodyText"/>
         <w:bidi w:val="0"/>
-        <w:spacing w:lineRule="auto" w:line="360" w:before="0" w:after="120"/>
+        <w:spacing w:lineRule="auto" w:line="240" w:before="0" w:after="340"/>
         <w:jc w:val="both"/>
         <w:rPr/>
       </w:pPr>
@@ -400,7 +400,7 @@
       <w:pPr>
         <w:pStyle w:val="BodyText"/>
         <w:bidi w:val="0"/>
-        <w:spacing w:lineRule="auto" w:line="360" w:before="0" w:after="120"/>
+        <w:spacing w:lineRule="auto" w:line="240" w:before="0" w:after="340"/>
         <w:jc w:val="both"/>
         <w:rPr/>
       </w:pPr>
@@ -420,67 +420,67 @@
       <w:pPr>
         <w:pStyle w:val="BodyText"/>
         <w:bidi w:val="0"/>
-        <w:spacing w:lineRule="auto" w:line="360" w:before="0" w:after="120"/>
-        <w:jc w:val="both"/>
-        <w:rPr/>
-      </w:pPr>
-      <w:r>
-        <w:rPr/>
-      </w:r>
-    </w:p>
-    <w:p>
-      <w:pPr>
-        <w:pStyle w:val="BodyText"/>
-        <w:bidi w:val="0"/>
-        <w:spacing w:lineRule="auto" w:line="360" w:before="0" w:after="120"/>
-        <w:jc w:val="both"/>
-        <w:rPr/>
-      </w:pPr>
-      <w:r>
-        <w:rPr/>
-      </w:r>
-    </w:p>
-    <w:p>
-      <w:pPr>
-        <w:pStyle w:val="BodyText"/>
-        <w:bidi w:val="0"/>
-        <w:spacing w:lineRule="auto" w:line="360" w:before="0" w:after="120"/>
-        <w:jc w:val="both"/>
-        <w:rPr/>
-      </w:pPr>
-      <w:r>
-        <w:rPr/>
-      </w:r>
-    </w:p>
-    <w:p>
-      <w:pPr>
-        <w:pStyle w:val="BodyText"/>
-        <w:bidi w:val="0"/>
-        <w:spacing w:lineRule="auto" w:line="360" w:before="0" w:after="120"/>
-        <w:jc w:val="both"/>
-        <w:rPr/>
-      </w:pPr>
-      <w:r>
-        <w:rPr/>
-      </w:r>
-    </w:p>
-    <w:p>
-      <w:pPr>
-        <w:pStyle w:val="BodyText"/>
-        <w:bidi w:val="0"/>
-        <w:spacing w:lineRule="auto" w:line="360" w:before="0" w:after="120"/>
-        <w:jc w:val="both"/>
-        <w:rPr/>
-      </w:pPr>
-      <w:r>
-        <w:rPr/>
-      </w:r>
-    </w:p>
-    <w:p>
-      <w:pPr>
-        <w:pStyle w:val="BodyText"/>
-        <w:bidi w:val="0"/>
-        <w:spacing w:lineRule="auto" w:line="360" w:before="0" w:after="120"/>
+        <w:spacing w:lineRule="auto" w:line="240" w:before="0" w:after="340"/>
+        <w:jc w:val="both"/>
+        <w:rPr/>
+      </w:pPr>
+      <w:r>
+        <w:rPr/>
+      </w:r>
+    </w:p>
+    <w:p>
+      <w:pPr>
+        <w:pStyle w:val="BodyText"/>
+        <w:bidi w:val="0"/>
+        <w:spacing w:lineRule="auto" w:line="240" w:before="0" w:after="340"/>
+        <w:jc w:val="both"/>
+        <w:rPr/>
+      </w:pPr>
+      <w:r>
+        <w:rPr/>
+      </w:r>
+    </w:p>
+    <w:p>
+      <w:pPr>
+        <w:pStyle w:val="BodyText"/>
+        <w:bidi w:val="0"/>
+        <w:spacing w:lineRule="auto" w:line="240" w:before="0" w:after="340"/>
+        <w:jc w:val="both"/>
+        <w:rPr/>
+      </w:pPr>
+      <w:r>
+        <w:rPr/>
+      </w:r>
+    </w:p>
+    <w:p>
+      <w:pPr>
+        <w:pStyle w:val="BodyText"/>
+        <w:bidi w:val="0"/>
+        <w:spacing w:lineRule="auto" w:line="240" w:before="0" w:after="340"/>
+        <w:jc w:val="both"/>
+        <w:rPr/>
+      </w:pPr>
+      <w:r>
+        <w:rPr/>
+      </w:r>
+    </w:p>
+    <w:p>
+      <w:pPr>
+        <w:pStyle w:val="BodyText"/>
+        <w:bidi w:val="0"/>
+        <w:spacing w:lineRule="auto" w:line="240" w:before="0" w:after="340"/>
+        <w:jc w:val="both"/>
+        <w:rPr/>
+      </w:pPr>
+      <w:r>
+        <w:rPr/>
+      </w:r>
+    </w:p>
+    <w:p>
+      <w:pPr>
+        <w:pStyle w:val="BodyText"/>
+        <w:bidi w:val="0"/>
+        <w:spacing w:lineRule="auto" w:line="240" w:before="0" w:after="340"/>
         <w:jc w:val="both"/>
         <w:rPr/>
       </w:pPr>
@@ -504,7 +504,7 @@
       <w:pPr>
         <w:pStyle w:val="BodyText"/>
         <w:bidi w:val="0"/>
-        <w:spacing w:lineRule="auto" w:line="360" w:before="0" w:after="120"/>
+        <w:spacing w:lineRule="auto" w:line="240" w:before="0" w:after="340"/>
         <w:jc w:val="both"/>
         <w:rPr/>
       </w:pPr>
@@ -517,7 +517,7 @@
       <w:pPr>
         <w:pStyle w:val="BodyText"/>
         <w:bidi w:val="0"/>
-        <w:spacing w:lineRule="auto" w:line="360" w:before="0" w:after="120"/>
+        <w:spacing w:lineRule="auto" w:line="240" w:before="0" w:after="340"/>
         <w:jc w:val="both"/>
         <w:rPr/>
       </w:pPr>
@@ -530,67 +530,67 @@
       <w:pPr>
         <w:pStyle w:val="BodyText"/>
         <w:bidi w:val="0"/>
-        <w:spacing w:lineRule="auto" w:line="360" w:before="0" w:after="120"/>
-        <w:jc w:val="both"/>
-        <w:rPr/>
-      </w:pPr>
-      <w:r>
-        <w:rPr/>
-      </w:r>
-    </w:p>
-    <w:p>
-      <w:pPr>
-        <w:pStyle w:val="BodyText"/>
-        <w:bidi w:val="0"/>
-        <w:spacing w:lineRule="auto" w:line="360" w:before="0" w:after="120"/>
-        <w:jc w:val="both"/>
-        <w:rPr/>
-      </w:pPr>
-      <w:r>
-        <w:rPr/>
-      </w:r>
-    </w:p>
-    <w:p>
-      <w:pPr>
-        <w:pStyle w:val="BodyText"/>
-        <w:bidi w:val="0"/>
-        <w:spacing w:lineRule="auto" w:line="360" w:before="0" w:after="120"/>
-        <w:jc w:val="both"/>
-        <w:rPr/>
-      </w:pPr>
-      <w:r>
-        <w:rPr/>
-      </w:r>
-    </w:p>
-    <w:p>
-      <w:pPr>
-        <w:pStyle w:val="BodyText"/>
-        <w:bidi w:val="0"/>
-        <w:spacing w:lineRule="auto" w:line="360" w:before="0" w:after="120"/>
-        <w:jc w:val="both"/>
-        <w:rPr/>
-      </w:pPr>
-      <w:r>
-        <w:rPr/>
-      </w:r>
-    </w:p>
-    <w:p>
-      <w:pPr>
-        <w:pStyle w:val="BodyText"/>
-        <w:bidi w:val="0"/>
-        <w:spacing w:lineRule="auto" w:line="360" w:before="0" w:after="120"/>
-        <w:jc w:val="both"/>
-        <w:rPr/>
-      </w:pPr>
-      <w:r>
-        <w:rPr/>
-      </w:r>
-    </w:p>
-    <w:p>
-      <w:pPr>
-        <w:pStyle w:val="BodyText"/>
-        <w:bidi w:val="0"/>
-        <w:spacing w:lineRule="auto" w:line="360" w:before="0" w:after="120"/>
+        <w:spacing w:lineRule="auto" w:line="240" w:before="0" w:after="340"/>
+        <w:jc w:val="both"/>
+        <w:rPr/>
+      </w:pPr>
+      <w:r>
+        <w:rPr/>
+      </w:r>
+    </w:p>
+    <w:p>
+      <w:pPr>
+        <w:pStyle w:val="BodyText"/>
+        <w:bidi w:val="0"/>
+        <w:spacing w:lineRule="auto" w:line="240" w:before="0" w:after="340"/>
+        <w:jc w:val="both"/>
+        <w:rPr/>
+      </w:pPr>
+      <w:r>
+        <w:rPr/>
+      </w:r>
+    </w:p>
+    <w:p>
+      <w:pPr>
+        <w:pStyle w:val="BodyText"/>
+        <w:bidi w:val="0"/>
+        <w:spacing w:lineRule="auto" w:line="240" w:before="0" w:after="340"/>
+        <w:jc w:val="both"/>
+        <w:rPr/>
+      </w:pPr>
+      <w:r>
+        <w:rPr/>
+      </w:r>
+    </w:p>
+    <w:p>
+      <w:pPr>
+        <w:pStyle w:val="BodyText"/>
+        <w:bidi w:val="0"/>
+        <w:spacing w:lineRule="auto" w:line="240" w:before="0" w:after="340"/>
+        <w:jc w:val="both"/>
+        <w:rPr/>
+      </w:pPr>
+      <w:r>
+        <w:rPr/>
+      </w:r>
+    </w:p>
+    <w:p>
+      <w:pPr>
+        <w:pStyle w:val="BodyText"/>
+        <w:bidi w:val="0"/>
+        <w:spacing w:lineRule="auto" w:line="240" w:before="0" w:after="340"/>
+        <w:jc w:val="both"/>
+        <w:rPr/>
+      </w:pPr>
+      <w:r>
+        <w:rPr/>
+      </w:r>
+    </w:p>
+    <w:p>
+      <w:pPr>
+        <w:pStyle w:val="BodyText"/>
+        <w:bidi w:val="0"/>
+        <w:spacing w:lineRule="auto" w:line="240" w:before="0" w:after="340"/>
         <w:jc w:val="both"/>
         <w:rPr/>
       </w:pPr>
@@ -616,7 +616,7 @@
       <w:pPr>
         <w:pStyle w:val="BodyText"/>
         <w:bidi w:val="0"/>
-        <w:spacing w:lineRule="auto" w:line="360" w:before="0" w:after="120"/>
+        <w:spacing w:lineRule="auto" w:line="240" w:before="0" w:after="340"/>
         <w:jc w:val="both"/>
         <w:rPr/>
       </w:pPr>
@@ -635,7 +635,7 @@
       <w:pPr>
         <w:pStyle w:val="BodyText"/>
         <w:bidi w:val="0"/>
-        <w:spacing w:lineRule="auto" w:line="360" w:before="0" w:after="120"/>
+        <w:spacing w:lineRule="auto" w:line="240" w:before="0" w:after="340"/>
         <w:jc w:val="both"/>
         <w:rPr/>
       </w:pPr>
@@ -654,7 +654,7 @@
       <w:pPr>
         <w:pStyle w:val="BodyText"/>
         <w:bidi w:val="0"/>
-        <w:spacing w:lineRule="auto" w:line="360" w:before="0" w:after="120"/>
+        <w:spacing w:lineRule="auto" w:line="240" w:before="0" w:after="340"/>
         <w:jc w:val="both"/>
         <w:rPr/>
       </w:pPr>
@@ -673,7 +673,7 @@
       <w:pPr>
         <w:pStyle w:val="BodyText"/>
         <w:bidi w:val="0"/>
-        <w:spacing w:lineRule="auto" w:line="360" w:before="0" w:after="120"/>
+        <w:spacing w:lineRule="auto" w:line="240" w:before="0" w:after="340"/>
         <w:jc w:val="both"/>
         <w:rPr/>
       </w:pPr>
@@ -686,67 +686,67 @@
       <w:pPr>
         <w:pStyle w:val="BodyText"/>
         <w:bidi w:val="0"/>
-        <w:spacing w:lineRule="auto" w:line="360" w:before="0" w:after="120"/>
-        <w:jc w:val="both"/>
-        <w:rPr/>
-      </w:pPr>
-      <w:r>
-        <w:rPr/>
-      </w:r>
-    </w:p>
-    <w:p>
-      <w:pPr>
-        <w:pStyle w:val="BodyText"/>
-        <w:bidi w:val="0"/>
-        <w:spacing w:lineRule="auto" w:line="360" w:before="0" w:after="120"/>
-        <w:jc w:val="both"/>
-        <w:rPr/>
-      </w:pPr>
-      <w:r>
-        <w:rPr/>
-      </w:r>
-    </w:p>
-    <w:p>
-      <w:pPr>
-        <w:pStyle w:val="BodyText"/>
-        <w:bidi w:val="0"/>
-        <w:spacing w:lineRule="auto" w:line="360" w:before="0" w:after="120"/>
-        <w:jc w:val="both"/>
-        <w:rPr/>
-      </w:pPr>
-      <w:r>
-        <w:rPr/>
-      </w:r>
-    </w:p>
-    <w:p>
-      <w:pPr>
-        <w:pStyle w:val="BodyText"/>
-        <w:bidi w:val="0"/>
-        <w:spacing w:lineRule="auto" w:line="360" w:before="0" w:after="120"/>
-        <w:jc w:val="both"/>
-        <w:rPr/>
-      </w:pPr>
-      <w:r>
-        <w:rPr/>
-      </w:r>
-    </w:p>
-    <w:p>
-      <w:pPr>
-        <w:pStyle w:val="BodyText"/>
-        <w:bidi w:val="0"/>
-        <w:spacing w:lineRule="auto" w:line="360" w:before="0" w:after="120"/>
-        <w:jc w:val="both"/>
-        <w:rPr/>
-      </w:pPr>
-      <w:r>
-        <w:rPr/>
-      </w:r>
-    </w:p>
-    <w:p>
-      <w:pPr>
-        <w:pStyle w:val="BodyText"/>
-        <w:bidi w:val="0"/>
-        <w:spacing w:lineRule="auto" w:line="360" w:before="0" w:after="120"/>
+        <w:spacing w:lineRule="auto" w:line="240" w:before="0" w:after="340"/>
+        <w:jc w:val="both"/>
+        <w:rPr/>
+      </w:pPr>
+      <w:r>
+        <w:rPr/>
+      </w:r>
+    </w:p>
+    <w:p>
+      <w:pPr>
+        <w:pStyle w:val="BodyText"/>
+        <w:bidi w:val="0"/>
+        <w:spacing w:lineRule="auto" w:line="240" w:before="0" w:after="340"/>
+        <w:jc w:val="both"/>
+        <w:rPr/>
+      </w:pPr>
+      <w:r>
+        <w:rPr/>
+      </w:r>
+    </w:p>
+    <w:p>
+      <w:pPr>
+        <w:pStyle w:val="BodyText"/>
+        <w:bidi w:val="0"/>
+        <w:spacing w:lineRule="auto" w:line="240" w:before="0" w:after="340"/>
+        <w:jc w:val="both"/>
+        <w:rPr/>
+      </w:pPr>
+      <w:r>
+        <w:rPr/>
+      </w:r>
+    </w:p>
+    <w:p>
+      <w:pPr>
+        <w:pStyle w:val="BodyText"/>
+        <w:bidi w:val="0"/>
+        <w:spacing w:lineRule="auto" w:line="240" w:before="0" w:after="340"/>
+        <w:jc w:val="both"/>
+        <w:rPr/>
+      </w:pPr>
+      <w:r>
+        <w:rPr/>
+      </w:r>
+    </w:p>
+    <w:p>
+      <w:pPr>
+        <w:pStyle w:val="BodyText"/>
+        <w:bidi w:val="0"/>
+        <w:spacing w:lineRule="auto" w:line="240" w:before="0" w:after="340"/>
+        <w:jc w:val="both"/>
+        <w:rPr/>
+      </w:pPr>
+      <w:r>
+        <w:rPr/>
+      </w:r>
+    </w:p>
+    <w:p>
+      <w:pPr>
+        <w:pStyle w:val="BodyText"/>
+        <w:bidi w:val="0"/>
+        <w:spacing w:lineRule="auto" w:line="240" w:before="0" w:after="340"/>
         <w:jc w:val="both"/>
         <w:rPr/>
       </w:pPr>
@@ -772,7 +772,7 @@
       <w:pPr>
         <w:pStyle w:val="BodyText"/>
         <w:bidi w:val="0"/>
-        <w:spacing w:lineRule="auto" w:line="360" w:before="0" w:after="120"/>
+        <w:spacing w:lineRule="auto" w:line="240" w:before="0" w:after="340"/>
         <w:jc w:val="both"/>
         <w:rPr/>
       </w:pPr>
@@ -785,67 +785,67 @@
       <w:pPr>
         <w:pStyle w:val="BodyText"/>
         <w:bidi w:val="0"/>
-        <w:spacing w:lineRule="auto" w:line="360" w:before="0" w:after="120"/>
-        <w:jc w:val="both"/>
-        <w:rPr/>
-      </w:pPr>
-      <w:r>
-        <w:rPr/>
-      </w:r>
-    </w:p>
-    <w:p>
-      <w:pPr>
-        <w:pStyle w:val="BodyText"/>
-        <w:bidi w:val="0"/>
-        <w:spacing w:lineRule="auto" w:line="360" w:before="0" w:after="120"/>
-        <w:jc w:val="both"/>
-        <w:rPr/>
-      </w:pPr>
-      <w:r>
-        <w:rPr/>
-      </w:r>
-    </w:p>
-    <w:p>
-      <w:pPr>
-        <w:pStyle w:val="BodyText"/>
-        <w:bidi w:val="0"/>
-        <w:spacing w:lineRule="auto" w:line="360" w:before="0" w:after="120"/>
-        <w:jc w:val="both"/>
-        <w:rPr/>
-      </w:pPr>
-      <w:r>
-        <w:rPr/>
-      </w:r>
-    </w:p>
-    <w:p>
-      <w:pPr>
-        <w:pStyle w:val="BodyText"/>
-        <w:bidi w:val="0"/>
-        <w:spacing w:lineRule="auto" w:line="360" w:before="0" w:after="120"/>
-        <w:jc w:val="both"/>
-        <w:rPr/>
-      </w:pPr>
-      <w:r>
-        <w:rPr/>
-      </w:r>
-    </w:p>
-    <w:p>
-      <w:pPr>
-        <w:pStyle w:val="BodyText"/>
-        <w:bidi w:val="0"/>
-        <w:spacing w:lineRule="auto" w:line="360" w:before="0" w:after="120"/>
-        <w:jc w:val="both"/>
-        <w:rPr/>
-      </w:pPr>
-      <w:r>
-        <w:rPr/>
-      </w:r>
-    </w:p>
-    <w:p>
-      <w:pPr>
-        <w:pStyle w:val="BodyText"/>
-        <w:bidi w:val="0"/>
-        <w:spacing w:lineRule="auto" w:line="360" w:before="0" w:after="120"/>
+        <w:spacing w:lineRule="auto" w:line="240" w:before="0" w:after="340"/>
+        <w:jc w:val="both"/>
+        <w:rPr/>
+      </w:pPr>
+      <w:r>
+        <w:rPr/>
+      </w:r>
+    </w:p>
+    <w:p>
+      <w:pPr>
+        <w:pStyle w:val="BodyText"/>
+        <w:bidi w:val="0"/>
+        <w:spacing w:lineRule="auto" w:line="240" w:before="0" w:after="340"/>
+        <w:jc w:val="both"/>
+        <w:rPr/>
+      </w:pPr>
+      <w:r>
+        <w:rPr/>
+      </w:r>
+    </w:p>
+    <w:p>
+      <w:pPr>
+        <w:pStyle w:val="BodyText"/>
+        <w:bidi w:val="0"/>
+        <w:spacing w:lineRule="auto" w:line="240" w:before="0" w:after="340"/>
+        <w:jc w:val="both"/>
+        <w:rPr/>
+      </w:pPr>
+      <w:r>
+        <w:rPr/>
+      </w:r>
+    </w:p>
+    <w:p>
+      <w:pPr>
+        <w:pStyle w:val="BodyText"/>
+        <w:bidi w:val="0"/>
+        <w:spacing w:lineRule="auto" w:line="240" w:before="0" w:after="340"/>
+        <w:jc w:val="both"/>
+        <w:rPr/>
+      </w:pPr>
+      <w:r>
+        <w:rPr/>
+      </w:r>
+    </w:p>
+    <w:p>
+      <w:pPr>
+        <w:pStyle w:val="BodyText"/>
+        <w:bidi w:val="0"/>
+        <w:spacing w:lineRule="auto" w:line="240" w:before="0" w:after="340"/>
+        <w:jc w:val="both"/>
+        <w:rPr/>
+      </w:pPr>
+      <w:r>
+        <w:rPr/>
+      </w:r>
+    </w:p>
+    <w:p>
+      <w:pPr>
+        <w:pStyle w:val="BodyText"/>
+        <w:bidi w:val="0"/>
+        <w:spacing w:lineRule="auto" w:line="240" w:before="0" w:after="340"/>
         <w:jc w:val="both"/>
         <w:rPr/>
       </w:pPr>
@@ -871,7 +871,7 @@
       <w:pPr>
         <w:pStyle w:val="BodyText"/>
         <w:bidi w:val="0"/>
-        <w:spacing w:lineRule="auto" w:line="360" w:before="0" w:after="120"/>
+        <w:spacing w:lineRule="auto" w:line="240" w:before="0" w:after="340"/>
         <w:jc w:val="both"/>
         <w:rPr/>
       </w:pPr>
@@ -884,7 +884,7 @@
       <w:pPr>
         <w:pStyle w:val="BodyText"/>
         <w:bidi w:val="0"/>
-        <w:spacing w:lineRule="auto" w:line="360" w:before="0" w:after="120"/>
+        <w:spacing w:lineRule="auto" w:line="240" w:before="0" w:after="340"/>
         <w:jc w:val="both"/>
         <w:rPr/>
       </w:pPr>
@@ -897,7 +897,7 @@
       <w:pPr>
         <w:pStyle w:val="BodyText"/>
         <w:bidi w:val="0"/>
-        <w:spacing w:lineRule="auto" w:line="360" w:before="0" w:after="120"/>
+        <w:spacing w:lineRule="auto" w:line="240" w:before="0" w:after="340"/>
         <w:jc w:val="both"/>
         <w:rPr/>
       </w:pPr>
@@ -910,7 +910,7 @@
       <w:pPr>
         <w:pStyle w:val="BodyText"/>
         <w:bidi w:val="0"/>
-        <w:spacing w:lineRule="auto" w:line="360" w:before="0" w:after="120"/>
+        <w:spacing w:lineRule="auto" w:line="240" w:before="0" w:after="340"/>
         <w:jc w:val="both"/>
         <w:rPr/>
       </w:pPr>
@@ -937,7 +937,7 @@
       <w:pPr>
         <w:pStyle w:val="BodyText"/>
         <w:bidi w:val="0"/>
-        <w:spacing w:lineRule="auto" w:line="360" w:before="0" w:after="120"/>
+        <w:spacing w:lineRule="auto" w:line="240" w:before="0" w:after="340"/>
         <w:jc w:val="both"/>
         <w:rPr/>
       </w:pPr>
@@ -950,7 +950,7 @@
       <w:pPr>
         <w:pStyle w:val="BodyText"/>
         <w:bidi w:val="0"/>
-        <w:spacing w:lineRule="auto" w:line="360" w:before="0" w:after="120"/>
+        <w:spacing w:lineRule="auto" w:line="240" w:before="0" w:after="340"/>
         <w:jc w:val="both"/>
         <w:rPr/>
       </w:pPr>
@@ -963,7 +963,7 @@
       <w:pPr>
         <w:pStyle w:val="BodyText"/>
         <w:bidi w:val="0"/>
-        <w:spacing w:lineRule="auto" w:line="360" w:before="0" w:after="120"/>
+        <w:spacing w:lineRule="auto" w:line="240" w:before="0" w:after="340"/>
         <w:jc w:val="both"/>
         <w:rPr/>
       </w:pPr>
@@ -976,7 +976,7 @@
       <w:pPr>
         <w:pStyle w:val="BodyText"/>
         <w:bidi w:val="0"/>
-        <w:spacing w:lineRule="auto" w:line="360" w:before="0" w:after="120"/>
+        <w:spacing w:lineRule="auto" w:line="240" w:before="0" w:after="340"/>
         <w:jc w:val="both"/>
         <w:rPr/>
       </w:pPr>
@@ -1003,7 +1003,7 @@
       <w:pPr>
         <w:pStyle w:val="BodyText"/>
         <w:bidi w:val="0"/>
-        <w:spacing w:lineRule="auto" w:line="360" w:before="0" w:after="120"/>
+        <w:spacing w:lineRule="auto" w:line="240" w:before="0" w:after="340"/>
         <w:jc w:val="both"/>
         <w:rPr/>
       </w:pPr>
@@ -1016,7 +1016,7 @@
       <w:pPr>
         <w:pStyle w:val="BodyText"/>
         <w:bidi w:val="0"/>
-        <w:spacing w:lineRule="auto" w:line="360" w:before="0" w:after="120"/>
+        <w:spacing w:lineRule="auto" w:line="240" w:before="0" w:after="340"/>
         <w:jc w:val="both"/>
         <w:rPr/>
       </w:pPr>
@@ -1029,7 +1029,7 @@
       <w:pPr>
         <w:pStyle w:val="BodyText"/>
         <w:bidi w:val="0"/>
-        <w:spacing w:lineRule="auto" w:line="360" w:before="0" w:after="120"/>
+        <w:spacing w:lineRule="auto" w:line="240" w:before="0" w:after="340"/>
         <w:jc w:val="both"/>
         <w:rPr/>
       </w:pPr>
@@ -1056,7 +1056,7 @@
       <w:pPr>
         <w:pStyle w:val="BodyText"/>
         <w:bidi w:val="0"/>
-        <w:spacing w:lineRule="auto" w:line="360" w:before="0" w:after="120"/>
+        <w:spacing w:lineRule="auto" w:line="240" w:before="0" w:after="340"/>
         <w:jc w:val="both"/>
         <w:rPr/>
       </w:pPr>
@@ -1083,7 +1083,7 @@
       <w:pPr>
         <w:pStyle w:val="BodyText"/>
         <w:bidi w:val="0"/>
-        <w:spacing w:lineRule="auto" w:line="360" w:before="0" w:after="120"/>
+        <w:spacing w:lineRule="auto" w:line="240" w:before="0" w:after="340"/>
         <w:jc w:val="both"/>
         <w:rPr/>
       </w:pPr>
@@ -1096,7 +1096,7 @@
       <w:pPr>
         <w:pStyle w:val="BodyText"/>
         <w:bidi w:val="0"/>
-        <w:spacing w:lineRule="auto" w:line="360" w:before="0" w:after="120"/>
+        <w:spacing w:lineRule="auto" w:line="240" w:before="0" w:after="340"/>
         <w:jc w:val="both"/>
         <w:rPr/>
       </w:pPr>
@@ -1109,7 +1109,7 @@
       <w:pPr>
         <w:pStyle w:val="BodyText"/>
         <w:bidi w:val="0"/>
-        <w:spacing w:lineRule="auto" w:line="360" w:before="0" w:after="120"/>
+        <w:spacing w:lineRule="auto" w:line="240" w:before="0" w:after="340"/>
         <w:jc w:val="both"/>
         <w:rPr/>
       </w:pPr>
@@ -1122,7 +1122,7 @@
       <w:pPr>
         <w:pStyle w:val="BodyText"/>
         <w:bidi w:val="0"/>
-        <w:spacing w:lineRule="auto" w:line="360" w:before="0" w:after="120"/>
+        <w:spacing w:lineRule="auto" w:line="240" w:before="0" w:after="340"/>
         <w:jc w:val="both"/>
         <w:rPr/>
       </w:pPr>
@@ -1149,7 +1149,7 @@
       <w:pPr>
         <w:pStyle w:val="BodyText"/>
         <w:bidi w:val="0"/>
-        <w:spacing w:lineRule="auto" w:line="360" w:before="0" w:after="120"/>
+        <w:spacing w:lineRule="auto" w:line="240" w:before="0" w:after="340"/>
         <w:jc w:val="both"/>
         <w:rPr/>
       </w:pPr>
@@ -1162,7 +1162,7 @@
       <w:pPr>
         <w:pStyle w:val="BodyText"/>
         <w:bidi w:val="0"/>
-        <w:spacing w:lineRule="auto" w:line="360" w:before="0" w:after="120"/>
+        <w:spacing w:lineRule="auto" w:line="240" w:before="0" w:after="340"/>
         <w:jc w:val="both"/>
         <w:rPr/>
       </w:pPr>
@@ -1175,7 +1175,7 @@
       <w:pPr>
         <w:pStyle w:val="BodyText"/>
         <w:bidi w:val="0"/>
-        <w:spacing w:lineRule="auto" w:line="360" w:before="0" w:after="120"/>
+        <w:spacing w:lineRule="auto" w:line="240" w:before="0" w:after="340"/>
         <w:jc w:val="both"/>
         <w:rPr/>
       </w:pPr>
@@ -1202,7 +1202,7 @@
       <w:pPr>
         <w:pStyle w:val="BodyText"/>
         <w:bidi w:val="0"/>
-        <w:spacing w:lineRule="auto" w:line="360" w:before="0" w:after="120"/>
+        <w:spacing w:lineRule="auto" w:line="240" w:before="0" w:after="340"/>
         <w:jc w:val="both"/>
         <w:rPr/>
       </w:pPr>
@@ -1215,7 +1215,7 @@
       <w:pPr>
         <w:pStyle w:val="BodyText"/>
         <w:bidi w:val="0"/>
-        <w:spacing w:lineRule="auto" w:line="360" w:before="0" w:after="120"/>
+        <w:spacing w:lineRule="auto" w:line="240" w:before="0" w:after="340"/>
         <w:jc w:val="both"/>
         <w:rPr/>
       </w:pPr>
@@ -1228,7 +1228,7 @@
       <w:pPr>
         <w:pStyle w:val="BodyText"/>
         <w:bidi w:val="0"/>
-        <w:spacing w:lineRule="auto" w:line="360" w:before="0" w:after="120"/>
+        <w:spacing w:lineRule="auto" w:line="240" w:before="0" w:after="340"/>
         <w:jc w:val="both"/>
         <w:rPr/>
       </w:pPr>
@@ -1255,7 +1255,7 @@
       <w:pPr>
         <w:pStyle w:val="BodyText"/>
         <w:bidi w:val="0"/>
-        <w:spacing w:lineRule="auto" w:line="360" w:before="0" w:after="120"/>
+        <w:spacing w:lineRule="auto" w:line="240" w:before="0" w:after="340"/>
         <w:jc w:val="both"/>
         <w:rPr/>
       </w:pPr>
@@ -1282,7 +1282,7 @@
       <w:pPr>
         <w:pStyle w:val="BodyText"/>
         <w:bidi w:val="0"/>
-        <w:spacing w:lineRule="auto" w:line="360" w:before="0" w:after="120"/>
+        <w:spacing w:lineRule="auto" w:line="240" w:before="0" w:after="340"/>
         <w:jc w:val="both"/>
         <w:rPr/>
       </w:pPr>
@@ -1295,7 +1295,7 @@
       <w:pPr>
         <w:pStyle w:val="BodyText"/>
         <w:bidi w:val="0"/>
-        <w:spacing w:lineRule="auto" w:line="360" w:before="0" w:after="120"/>
+        <w:spacing w:lineRule="auto" w:line="240" w:before="0" w:after="340"/>
         <w:jc w:val="both"/>
         <w:rPr/>
       </w:pPr>
@@ -1308,7 +1308,7 @@
       <w:pPr>
         <w:pStyle w:val="BodyText"/>
         <w:bidi w:val="0"/>
-        <w:spacing w:lineRule="auto" w:line="360" w:before="0" w:after="120"/>
+        <w:spacing w:lineRule="auto" w:line="240" w:before="0" w:after="340"/>
         <w:jc w:val="both"/>
         <w:rPr/>
       </w:pPr>
@@ -1335,7 +1335,7 @@
       <w:pPr>
         <w:pStyle w:val="BodyText"/>
         <w:bidi w:val="0"/>
-        <w:spacing w:lineRule="auto" w:line="360" w:before="0" w:after="120"/>
+        <w:spacing w:lineRule="auto" w:line="240" w:before="0" w:after="340"/>
         <w:jc w:val="both"/>
         <w:rPr/>
       </w:pPr>
@@ -1348,7 +1348,7 @@
       <w:pPr>
         <w:pStyle w:val="BodyText"/>
         <w:bidi w:val="0"/>
-        <w:spacing w:lineRule="auto" w:line="360" w:before="0" w:after="120"/>
+        <w:spacing w:lineRule="auto" w:line="240" w:before="0" w:after="340"/>
         <w:jc w:val="both"/>
         <w:rPr/>
       </w:pPr>
@@ -1361,7 +1361,7 @@
       <w:pPr>
         <w:pStyle w:val="BodyText"/>
         <w:bidi w:val="0"/>
-        <w:spacing w:lineRule="auto" w:line="360" w:before="0" w:after="120"/>
+        <w:spacing w:lineRule="auto" w:line="240" w:before="0" w:after="340"/>
         <w:jc w:val="both"/>
         <w:rPr/>
       </w:pPr>
@@ -1388,7 +1388,7 @@
       <w:pPr>
         <w:pStyle w:val="BodyText"/>
         <w:bidi w:val="0"/>
-        <w:spacing w:lineRule="auto" w:line="360" w:before="0" w:after="120"/>
+        <w:spacing w:lineRule="auto" w:line="240" w:before="0" w:after="340"/>
         <w:jc w:val="both"/>
         <w:rPr/>
       </w:pPr>
@@ -1415,7 +1415,7 @@
       <w:pPr>
         <w:pStyle w:val="BodyText"/>
         <w:bidi w:val="0"/>
-        <w:spacing w:lineRule="auto" w:line="360" w:before="0" w:after="120"/>
+        <w:spacing w:lineRule="auto" w:line="240" w:before="0" w:after="340"/>
         <w:jc w:val="both"/>
         <w:rPr/>
       </w:pPr>
@@ -1428,7 +1428,7 @@
       <w:pPr>
         <w:pStyle w:val="BodyText"/>
         <w:bidi w:val="0"/>
-        <w:spacing w:lineRule="auto" w:line="360" w:before="0" w:after="120"/>
+        <w:spacing w:lineRule="auto" w:line="240" w:before="0" w:after="340"/>
         <w:jc w:val="both"/>
         <w:rPr/>
       </w:pPr>
@@ -1441,7 +1441,7 @@
       <w:pPr>
         <w:pStyle w:val="BodyText"/>
         <w:bidi w:val="0"/>
-        <w:spacing w:lineRule="auto" w:line="360" w:before="0" w:after="120"/>
+        <w:spacing w:lineRule="auto" w:line="240" w:before="0" w:after="340"/>
         <w:jc w:val="both"/>
         <w:rPr/>
       </w:pPr>
@@ -1468,7 +1468,7 @@
       <w:pPr>
         <w:pStyle w:val="BodyText"/>
         <w:bidi w:val="0"/>
-        <w:spacing w:lineRule="auto" w:line="360" w:before="0" w:after="120"/>
+        <w:spacing w:lineRule="auto" w:line="240" w:before="0" w:after="340"/>
         <w:jc w:val="both"/>
         <w:rPr/>
       </w:pPr>
@@ -1481,7 +1481,7 @@
       <w:pPr>
         <w:pStyle w:val="BodyText"/>
         <w:bidi w:val="0"/>
-        <w:spacing w:lineRule="auto" w:line="360" w:before="0" w:after="120"/>
+        <w:spacing w:lineRule="auto" w:line="240" w:before="0" w:after="340"/>
         <w:jc w:val="both"/>
         <w:rPr/>
       </w:pPr>
@@ -1508,7 +1508,7 @@
       <w:pPr>
         <w:pStyle w:val="BodyText"/>
         <w:bidi w:val="0"/>
-        <w:spacing w:lineRule="auto" w:line="360" w:before="0" w:after="120"/>
+        <w:spacing w:lineRule="auto" w:line="240" w:before="0" w:after="340"/>
         <w:jc w:val="both"/>
         <w:rPr/>
       </w:pPr>
@@ -1521,7 +1521,7 @@
       <w:pPr>
         <w:pStyle w:val="BodyText"/>
         <w:bidi w:val="0"/>
-        <w:spacing w:lineRule="auto" w:line="360" w:before="0" w:after="120"/>
+        <w:spacing w:lineRule="auto" w:line="240" w:before="0" w:after="340"/>
         <w:jc w:val="both"/>
         <w:rPr/>
       </w:pPr>
@@ -1534,7 +1534,7 @@
       <w:pPr>
         <w:pStyle w:val="BodyText"/>
         <w:bidi w:val="0"/>
-        <w:spacing w:lineRule="auto" w:line="360" w:before="0" w:after="120"/>
+        <w:spacing w:lineRule="auto" w:line="240" w:before="0" w:after="340"/>
         <w:jc w:val="both"/>
         <w:rPr/>
       </w:pPr>
@@ -1547,7 +1547,7 @@
       <w:pPr>
         <w:pStyle w:val="BodyText"/>
         <w:bidi w:val="0"/>
-        <w:spacing w:lineRule="auto" w:line="360" w:before="0" w:after="120"/>
+        <w:spacing w:lineRule="auto" w:line="240" w:before="0" w:after="340"/>
         <w:jc w:val="both"/>
         <w:rPr/>
       </w:pPr>
@@ -1583,16 +1583,16 @@
         </w:tblCellMar>
       </w:tblPr>
       <w:tblGrid>
-        <w:gridCol w:w="2267"/>
-        <w:gridCol w:w="2268"/>
-        <w:gridCol w:w="2268"/>
-        <w:gridCol w:w="2269"/>
+        <w:gridCol w:w="2351"/>
+        <w:gridCol w:w="2351"/>
+        <w:gridCol w:w="2352"/>
+        <w:gridCol w:w="2352"/>
       </w:tblGrid>
       <w:tr>
         <w:trPr/>
         <w:tc>
           <w:tcPr>
-            <w:tcW w:w="2267" w:type="dxa"/>
+            <w:tcW w:w="2351" w:type="dxa"/>
             <w:tcBorders/>
           </w:tcPr>
           <w:p>
@@ -1609,7 +1609,7 @@
         </w:tc>
         <w:tc>
           <w:tcPr>
-            <w:tcW w:w="2268" w:type="dxa"/>
+            <w:tcW w:w="2351" w:type="dxa"/>
             <w:tcBorders/>
           </w:tcPr>
           <w:p>
@@ -1626,7 +1626,7 @@
         </w:tc>
         <w:tc>
           <w:tcPr>
-            <w:tcW w:w="2268" w:type="dxa"/>
+            <w:tcW w:w="2352" w:type="dxa"/>
             <w:tcBorders/>
           </w:tcPr>
           <w:p>
@@ -1643,7 +1643,7 @@
         </w:tc>
         <w:tc>
           <w:tcPr>
-            <w:tcW w:w="2269" w:type="dxa"/>
+            <w:tcW w:w="2352" w:type="dxa"/>
             <w:tcBorders/>
           </w:tcPr>
           <w:p>
@@ -1663,7 +1663,7 @@
         <w:trPr/>
         <w:tc>
           <w:tcPr>
-            <w:tcW w:w="2267" w:type="dxa"/>
+            <w:tcW w:w="2351" w:type="dxa"/>
             <w:tcBorders/>
           </w:tcPr>
           <w:p>
@@ -1680,7 +1680,7 @@
         </w:tc>
         <w:tc>
           <w:tcPr>
-            <w:tcW w:w="2268" w:type="dxa"/>
+            <w:tcW w:w="2351" w:type="dxa"/>
             <w:tcBorders/>
           </w:tcPr>
           <w:p>
@@ -1697,7 +1697,7 @@
         </w:tc>
         <w:tc>
           <w:tcPr>
-            <w:tcW w:w="2268" w:type="dxa"/>
+            <w:tcW w:w="2352" w:type="dxa"/>
             <w:tcBorders/>
           </w:tcPr>
           <w:p>
@@ -1714,7 +1714,7 @@
         </w:tc>
         <w:tc>
           <w:tcPr>
-            <w:tcW w:w="2269" w:type="dxa"/>
+            <w:tcW w:w="2352" w:type="dxa"/>
             <w:tcBorders/>
           </w:tcPr>
           <w:p>
@@ -1734,7 +1734,7 @@
         <w:trPr/>
         <w:tc>
           <w:tcPr>
-            <w:tcW w:w="2267" w:type="dxa"/>
+            <w:tcW w:w="2351" w:type="dxa"/>
             <w:tcBorders/>
           </w:tcPr>
           <w:p>
@@ -1751,7 +1751,7 @@
         </w:tc>
         <w:tc>
           <w:tcPr>
-            <w:tcW w:w="2268" w:type="dxa"/>
+            <w:tcW w:w="2351" w:type="dxa"/>
             <w:tcBorders/>
           </w:tcPr>
           <w:p>
@@ -1768,7 +1768,7 @@
         </w:tc>
         <w:tc>
           <w:tcPr>
-            <w:tcW w:w="2268" w:type="dxa"/>
+            <w:tcW w:w="2352" w:type="dxa"/>
             <w:tcBorders/>
           </w:tcPr>
           <w:p>
@@ -1785,7 +1785,7 @@
         </w:tc>
         <w:tc>
           <w:tcPr>
-            <w:tcW w:w="2269" w:type="dxa"/>
+            <w:tcW w:w="2352" w:type="dxa"/>
             <w:tcBorders/>
           </w:tcPr>
           <w:p>
@@ -1805,7 +1805,7 @@
         <w:trPr/>
         <w:tc>
           <w:tcPr>
-            <w:tcW w:w="2267" w:type="dxa"/>
+            <w:tcW w:w="2351" w:type="dxa"/>
             <w:tcBorders/>
           </w:tcPr>
           <w:p>
@@ -1822,7 +1822,7 @@
         </w:tc>
         <w:tc>
           <w:tcPr>
-            <w:tcW w:w="2268" w:type="dxa"/>
+            <w:tcW w:w="2351" w:type="dxa"/>
             <w:tcBorders/>
           </w:tcPr>
           <w:p>
@@ -1839,7 +1839,7 @@
         </w:tc>
         <w:tc>
           <w:tcPr>
-            <w:tcW w:w="2268" w:type="dxa"/>
+            <w:tcW w:w="2352" w:type="dxa"/>
             <w:tcBorders/>
           </w:tcPr>
           <w:p>
@@ -1856,7 +1856,7 @@
         </w:tc>
         <w:tc>
           <w:tcPr>
-            <w:tcW w:w="2269" w:type="dxa"/>
+            <w:tcW w:w="2352" w:type="dxa"/>
             <w:tcBorders/>
           </w:tcPr>
           <w:p>
@@ -1876,7 +1876,7 @@
         <w:trPr/>
         <w:tc>
           <w:tcPr>
-            <w:tcW w:w="2267" w:type="dxa"/>
+            <w:tcW w:w="2351" w:type="dxa"/>
             <w:tcBorders/>
           </w:tcPr>
           <w:p>
@@ -1893,7 +1893,7 @@
         </w:tc>
         <w:tc>
           <w:tcPr>
-            <w:tcW w:w="2268" w:type="dxa"/>
+            <w:tcW w:w="2351" w:type="dxa"/>
             <w:tcBorders/>
           </w:tcPr>
           <w:p>
@@ -1910,7 +1910,7 @@
         </w:tc>
         <w:tc>
           <w:tcPr>
-            <w:tcW w:w="2268" w:type="dxa"/>
+            <w:tcW w:w="2352" w:type="dxa"/>
             <w:tcBorders/>
           </w:tcPr>
           <w:p>
@@ -1927,7 +1927,7 @@
         </w:tc>
         <w:tc>
           <w:tcPr>
-            <w:tcW w:w="2269" w:type="dxa"/>
+            <w:tcW w:w="2352" w:type="dxa"/>
             <w:tcBorders/>
           </w:tcPr>
           <w:p>
@@ -1984,15 +1984,15 @@
         </w:tblCellMar>
       </w:tblPr>
       <w:tblGrid>
-        <w:gridCol w:w="3024"/>
-        <w:gridCol w:w="3024"/>
-        <w:gridCol w:w="3024"/>
+        <w:gridCol w:w="3135"/>
+        <w:gridCol w:w="3135"/>
+        <w:gridCol w:w="3136"/>
       </w:tblGrid>
       <w:tr>
         <w:trPr/>
         <w:tc>
           <w:tcPr>
-            <w:tcW w:w="3024" w:type="dxa"/>
+            <w:tcW w:w="3135" w:type="dxa"/>
             <w:tcBorders/>
           </w:tcPr>
           <w:p>
@@ -2009,7 +2009,7 @@
         </w:tc>
         <w:tc>
           <w:tcPr>
-            <w:tcW w:w="3024" w:type="dxa"/>
+            <w:tcW w:w="3135" w:type="dxa"/>
             <w:tcBorders/>
           </w:tcPr>
           <w:p>
@@ -2026,7 +2026,7 @@
         </w:tc>
         <w:tc>
           <w:tcPr>
-            <w:tcW w:w="3024" w:type="dxa"/>
+            <w:tcW w:w="3136" w:type="dxa"/>
             <w:tcBorders/>
           </w:tcPr>
           <w:p>
@@ -2046,7 +2046,7 @@
         <w:trPr/>
         <w:tc>
           <w:tcPr>
-            <w:tcW w:w="3024" w:type="dxa"/>
+            <w:tcW w:w="3135" w:type="dxa"/>
             <w:tcBorders/>
           </w:tcPr>
           <w:p>
@@ -2063,7 +2063,7 @@
         </w:tc>
         <w:tc>
           <w:tcPr>
-            <w:tcW w:w="3024" w:type="dxa"/>
+            <w:tcW w:w="3135" w:type="dxa"/>
             <w:tcBorders/>
           </w:tcPr>
           <w:p>
@@ -2080,7 +2080,7 @@
         </w:tc>
         <w:tc>
           <w:tcPr>
-            <w:tcW w:w="3024" w:type="dxa"/>
+            <w:tcW w:w="3136" w:type="dxa"/>
             <w:tcBorders/>
           </w:tcPr>
           <w:p>
@@ -2100,7 +2100,7 @@
         <w:trPr/>
         <w:tc>
           <w:tcPr>
-            <w:tcW w:w="3024" w:type="dxa"/>
+            <w:tcW w:w="3135" w:type="dxa"/>
             <w:tcBorders/>
           </w:tcPr>
           <w:p>
@@ -2117,7 +2117,7 @@
         </w:tc>
         <w:tc>
           <w:tcPr>
-            <w:tcW w:w="3024" w:type="dxa"/>
+            <w:tcW w:w="3135" w:type="dxa"/>
             <w:tcBorders/>
           </w:tcPr>
           <w:p>
@@ -2134,7 +2134,7 @@
         </w:tc>
         <w:tc>
           <w:tcPr>
-            <w:tcW w:w="3024" w:type="dxa"/>
+            <w:tcW w:w="3136" w:type="dxa"/>
             <w:tcBorders/>
           </w:tcPr>
           <w:p>
@@ -2154,7 +2154,7 @@
         <w:trPr/>
         <w:tc>
           <w:tcPr>
-            <w:tcW w:w="3024" w:type="dxa"/>
+            <w:tcW w:w="3135" w:type="dxa"/>
             <w:tcBorders/>
           </w:tcPr>
           <w:p>
@@ -2171,7 +2171,7 @@
         </w:tc>
         <w:tc>
           <w:tcPr>
-            <w:tcW w:w="3024" w:type="dxa"/>
+            <w:tcW w:w="3135" w:type="dxa"/>
             <w:tcBorders/>
           </w:tcPr>
           <w:p>
@@ -2188,7 +2188,7 @@
         </w:tc>
         <w:tc>
           <w:tcPr>
-            <w:tcW w:w="3024" w:type="dxa"/>
+            <w:tcW w:w="3136" w:type="dxa"/>
             <w:tcBorders/>
           </w:tcPr>
           <w:p>
@@ -2208,7 +2208,7 @@
         <w:trPr/>
         <w:tc>
           <w:tcPr>
-            <w:tcW w:w="3024" w:type="dxa"/>
+            <w:tcW w:w="3135" w:type="dxa"/>
             <w:tcBorders/>
           </w:tcPr>
           <w:p>
@@ -2225,7 +2225,7 @@
         </w:tc>
         <w:tc>
           <w:tcPr>
-            <w:tcW w:w="3024" w:type="dxa"/>
+            <w:tcW w:w="3135" w:type="dxa"/>
             <w:tcBorders/>
           </w:tcPr>
           <w:p>
@@ -2242,7 +2242,7 @@
         </w:tc>
         <w:tc>
           <w:tcPr>
-            <w:tcW w:w="3024" w:type="dxa"/>
+            <w:tcW w:w="3136" w:type="dxa"/>
             <w:tcBorders/>
           </w:tcPr>
           <w:p>
@@ -2276,7 +2276,7 @@
       <w:pPr>
         <w:pStyle w:val="BodyText"/>
         <w:bidi w:val="0"/>
-        <w:spacing w:lineRule="auto" w:line="360" w:before="0" w:after="120"/>
+        <w:spacing w:lineRule="auto" w:line="240" w:before="0" w:after="340"/>
         <w:jc w:val="both"/>
         <w:rPr/>
       </w:pPr>
@@ -2356,7 +2356,7 @@
       <w:pPr>
         <w:pStyle w:val="BodyText"/>
         <w:bidi w:val="0"/>
-        <w:spacing w:lineRule="auto" w:line="360" w:before="0" w:after="120"/>
+        <w:spacing w:lineRule="auto" w:line="240" w:before="0" w:after="340"/>
         <w:jc w:val="both"/>
         <w:rPr/>
       </w:pPr>
@@ -2436,7 +2436,7 @@
       <w:pPr>
         <w:pStyle w:val="BodyText"/>
         <w:bidi w:val="0"/>
-        <w:spacing w:lineRule="auto" w:line="360" w:before="0" w:after="120"/>
+        <w:spacing w:lineRule="auto" w:line="240" w:before="0" w:after="340"/>
         <w:jc w:val="both"/>
         <w:rPr/>
       </w:pPr>
@@ -2528,7 +2528,7 @@
       <w:pPr>
         <w:pStyle w:val="BodyText"/>
         <w:bidi w:val="0"/>
-        <w:spacing w:lineRule="auto" w:line="360" w:before="0" w:after="120"/>
+        <w:spacing w:lineRule="auto" w:line="240" w:before="0" w:after="340"/>
         <w:jc w:val="both"/>
         <w:rPr/>
       </w:pPr>
@@ -2541,7 +2541,7 @@
       <w:pPr>
         <w:pStyle w:val="BodyText"/>
         <w:bidi w:val="0"/>
-        <w:spacing w:lineRule="auto" w:line="360" w:before="0" w:after="120"/>
+        <w:spacing w:lineRule="auto" w:line="240" w:before="0" w:after="340"/>
         <w:jc w:val="both"/>
         <w:rPr/>
       </w:pPr>
@@ -2566,7 +2566,7 @@
       <w:pPr>
         <w:pStyle w:val="BodyText"/>
         <w:bidi w:val="0"/>
-        <w:spacing w:lineRule="auto" w:line="360" w:before="0" w:after="120"/>
+        <w:spacing w:lineRule="auto" w:line="240" w:before="0" w:after="340"/>
         <w:jc w:val="both"/>
         <w:rPr/>
       </w:pPr>
@@ -2579,7 +2579,7 @@
       <w:pPr>
         <w:pStyle w:val="BodyText"/>
         <w:bidi w:val="0"/>
-        <w:spacing w:lineRule="auto" w:line="360" w:before="0" w:after="120"/>
+        <w:spacing w:lineRule="auto" w:line="240" w:before="0" w:after="340"/>
         <w:jc w:val="both"/>
         <w:rPr/>
       </w:pPr>
@@ -2592,7 +2592,7 @@
       <w:pPr>
         <w:pStyle w:val="BodyText"/>
         <w:bidi w:val="0"/>
-        <w:spacing w:lineRule="auto" w:line="360" w:before="0" w:after="120"/>
+        <w:spacing w:lineRule="auto" w:line="240" w:before="0" w:after="340"/>
         <w:jc w:val="both"/>
         <w:rPr/>
       </w:pPr>
@@ -2617,7 +2617,7 @@
       <w:pPr>
         <w:pStyle w:val="BodyText"/>
         <w:bidi w:val="0"/>
-        <w:spacing w:lineRule="auto" w:line="360" w:before="0" w:after="120"/>
+        <w:spacing w:lineRule="auto" w:line="240" w:before="0" w:after="340"/>
         <w:jc w:val="both"/>
         <w:rPr/>
       </w:pPr>
@@ -2630,7 +2630,7 @@
       <w:pPr>
         <w:pStyle w:val="BodyText"/>
         <w:bidi w:val="0"/>
-        <w:spacing w:lineRule="auto" w:line="360" w:before="0" w:after="120"/>
+        <w:spacing w:lineRule="auto" w:line="240" w:before="0" w:after="340"/>
         <w:jc w:val="both"/>
         <w:rPr/>
       </w:pPr>
@@ -2643,7 +2643,7 @@
       <w:pPr>
         <w:pStyle w:val="BodyText"/>
         <w:bidi w:val="0"/>
-        <w:spacing w:lineRule="auto" w:line="360" w:before="0" w:after="120"/>
+        <w:spacing w:lineRule="auto" w:line="240" w:before="0" w:after="340"/>
         <w:jc w:val="both"/>
         <w:rPr/>
       </w:pPr>
@@ -2656,7 +2656,7 @@
       <w:pPr>
         <w:pStyle w:val="BodyText"/>
         <w:bidi w:val="0"/>
-        <w:spacing w:lineRule="auto" w:line="360" w:before="0" w:after="120"/>
+        <w:spacing w:lineRule="auto" w:line="240" w:before="0" w:after="340"/>
         <w:jc w:val="both"/>
         <w:rPr/>
       </w:pPr>
@@ -2669,7 +2669,7 @@
       <w:pPr>
         <w:pStyle w:val="BodyText"/>
         <w:bidi w:val="0"/>
-        <w:spacing w:lineRule="auto" w:line="360" w:before="0" w:after="120"/>
+        <w:spacing w:lineRule="auto" w:line="240" w:before="0" w:after="340"/>
         <w:jc w:val="both"/>
         <w:rPr/>
       </w:pPr>
@@ -2682,7 +2682,7 @@
       <w:pPr>
         <w:pStyle w:val="BodyText"/>
         <w:bidi w:val="0"/>
-        <w:spacing w:lineRule="auto" w:line="360" w:before="0" w:after="120"/>
+        <w:spacing w:lineRule="auto" w:line="240" w:before="0" w:after="340"/>
         <w:jc w:val="both"/>
         <w:rPr/>
       </w:pPr>
@@ -2695,7 +2695,7 @@
       <w:pPr>
         <w:pStyle w:val="BodyText"/>
         <w:bidi w:val="0"/>
-        <w:spacing w:lineRule="auto" w:line="360" w:before="0" w:after="120"/>
+        <w:spacing w:lineRule="auto" w:line="240" w:before="0" w:after="340"/>
         <w:jc w:val="both"/>
         <w:rPr/>
       </w:pPr>
@@ -2708,7 +2708,7 @@
       <w:pPr>
         <w:pStyle w:val="BodyText"/>
         <w:bidi w:val="0"/>
-        <w:spacing w:lineRule="auto" w:line="360" w:before="0" w:after="120"/>
+        <w:spacing w:lineRule="auto" w:line="240" w:before="0" w:after="340"/>
         <w:jc w:val="both"/>
         <w:rPr/>
       </w:pPr>
@@ -2721,7 +2721,7 @@
       <w:pPr>
         <w:pStyle w:val="BodyText"/>
         <w:bidi w:val="0"/>
-        <w:spacing w:lineRule="auto" w:line="360" w:before="0" w:after="120"/>
+        <w:spacing w:lineRule="auto" w:line="240" w:before="0" w:after="340"/>
         <w:jc w:val="both"/>
         <w:rPr/>
       </w:pPr>
@@ -2734,7 +2734,7 @@
       <w:pPr>
         <w:pStyle w:val="BodyText"/>
         <w:bidi w:val="0"/>
-        <w:spacing w:lineRule="auto" w:line="360" w:before="0" w:after="120"/>
+        <w:spacing w:lineRule="auto" w:line="240" w:before="0" w:after="340"/>
         <w:jc w:val="both"/>
         <w:rPr/>
       </w:pPr>
@@ -2747,7 +2747,7 @@
       <w:pPr>
         <w:pStyle w:val="BodyText"/>
         <w:bidi w:val="0"/>
-        <w:spacing w:lineRule="auto" w:line="360" w:before="0" w:after="120"/>
+        <w:spacing w:lineRule="auto" w:line="240" w:before="0" w:after="340"/>
         <w:jc w:val="both"/>
         <w:rPr/>
       </w:pPr>
@@ -2760,7 +2760,7 @@
       <w:pPr>
         <w:pStyle w:val="BodyText"/>
         <w:bidi w:val="0"/>
-        <w:spacing w:lineRule="auto" w:line="360" w:before="0" w:after="120"/>
+        <w:spacing w:lineRule="auto" w:line="240" w:before="0" w:after="340"/>
         <w:jc w:val="both"/>
         <w:rPr/>
       </w:pPr>
@@ -2773,7 +2773,7 @@
       <w:pPr>
         <w:pStyle w:val="BodyText"/>
         <w:bidi w:val="0"/>
-        <w:spacing w:lineRule="auto" w:line="360" w:before="0" w:after="120"/>
+        <w:spacing w:lineRule="auto" w:line="240" w:before="0" w:after="340"/>
         <w:jc w:val="both"/>
         <w:rPr/>
       </w:pPr>
@@ -2786,7 +2786,7 @@
       <w:pPr>
         <w:pStyle w:val="BodyText"/>
         <w:bidi w:val="0"/>
-        <w:spacing w:lineRule="auto" w:line="360" w:before="0" w:after="120"/>
+        <w:spacing w:lineRule="auto" w:line="240" w:before="0" w:after="340"/>
         <w:jc w:val="both"/>
         <w:rPr/>
       </w:pPr>
@@ -2799,7 +2799,7 @@
       <w:pPr>
         <w:pStyle w:val="BodyText"/>
         <w:bidi w:val="0"/>
-        <w:spacing w:lineRule="auto" w:line="360" w:before="0" w:after="120"/>
+        <w:spacing w:lineRule="auto" w:line="240" w:before="0" w:after="340"/>
         <w:jc w:val="both"/>
         <w:rPr/>
       </w:pPr>
@@ -2812,7 +2812,7 @@
       <w:pPr>
         <w:pStyle w:val="BodyText"/>
         <w:bidi w:val="0"/>
-        <w:spacing w:lineRule="auto" w:line="360" w:before="0" w:after="120"/>
+        <w:spacing w:lineRule="auto" w:line="240" w:before="0" w:after="340"/>
         <w:jc w:val="both"/>
         <w:rPr/>
       </w:pPr>
@@ -2825,7 +2825,7 @@
       <w:pPr>
         <w:pStyle w:val="BodyText"/>
         <w:bidi w:val="0"/>
-        <w:spacing w:lineRule="auto" w:line="360" w:before="0" w:after="120"/>
+        <w:spacing w:lineRule="auto" w:line="240" w:before="0" w:after="340"/>
         <w:jc w:val="both"/>
         <w:rPr/>
       </w:pPr>
@@ -2838,7 +2838,7 @@
       <w:pPr>
         <w:pStyle w:val="BodyText"/>
         <w:bidi w:val="0"/>
-        <w:spacing w:lineRule="auto" w:line="360" w:before="0" w:after="120"/>
+        <w:spacing w:lineRule="auto" w:line="240" w:before="0" w:after="340"/>
         <w:jc w:val="both"/>
         <w:rPr/>
       </w:pPr>
@@ -2851,7 +2851,7 @@
       <w:pPr>
         <w:pStyle w:val="BodyText"/>
         <w:bidi w:val="0"/>
-        <w:spacing w:lineRule="auto" w:line="360" w:before="0" w:after="120"/>
+        <w:spacing w:lineRule="auto" w:line="240" w:before="0" w:after="340"/>
         <w:jc w:val="both"/>
         <w:rPr/>
       </w:pPr>
@@ -2864,7 +2864,7 @@
       <w:pPr>
         <w:pStyle w:val="BodyText"/>
         <w:bidi w:val="0"/>
-        <w:spacing w:lineRule="auto" w:line="360" w:before="0" w:after="120"/>
+        <w:spacing w:lineRule="auto" w:line="240" w:before="0" w:after="340"/>
         <w:jc w:val="both"/>
         <w:rPr/>
       </w:pPr>
@@ -2877,7 +2877,7 @@
       <w:pPr>
         <w:pStyle w:val="BodyText"/>
         <w:bidi w:val="0"/>
-        <w:spacing w:lineRule="auto" w:line="360" w:before="0" w:after="120"/>
+        <w:spacing w:lineRule="auto" w:line="240" w:before="0" w:after="340"/>
         <w:jc w:val="both"/>
         <w:rPr/>
       </w:pPr>
@@ -2890,7 +2890,7 @@
       <w:pPr>
         <w:pStyle w:val="BodyText"/>
         <w:bidi w:val="0"/>
-        <w:spacing w:lineRule="auto" w:line="360" w:before="0" w:after="120"/>
+        <w:spacing w:lineRule="auto" w:line="240" w:before="0" w:after="340"/>
         <w:jc w:val="both"/>
         <w:rPr/>
       </w:pPr>
@@ -2903,7 +2903,7 @@
       <w:pPr>
         <w:pStyle w:val="BodyText"/>
         <w:bidi w:val="0"/>
-        <w:spacing w:lineRule="auto" w:line="360" w:before="0" w:after="120"/>
+        <w:spacing w:lineRule="auto" w:line="240" w:before="0" w:after="340"/>
         <w:jc w:val="both"/>
         <w:rPr/>
       </w:pPr>
@@ -2916,7 +2916,7 @@
       <w:pPr>
         <w:pStyle w:val="BodyText"/>
         <w:bidi w:val="0"/>
-        <w:spacing w:lineRule="auto" w:line="360" w:before="0" w:after="120"/>
+        <w:spacing w:lineRule="auto" w:line="240" w:before="0" w:after="340"/>
         <w:jc w:val="both"/>
         <w:rPr/>
       </w:pPr>
@@ -2931,7 +2931,7 @@
         <w:numFmt w:val="decimal"/>
       </w:footnotePr>
       <w:type w:val="nextPage"/>
-      <w:pgSz w:w="11906" w:h="16838"/>
+      <w:pgSz w:w="12240" w:h="15840"/>
       <w:pgMar w:left="1417" w:right="1417" w:gutter="0" w:header="0" w:top="1417" w:footer="1417" w:bottom="1976"/>
       <w:pgNumType w:fmt="decimal"/>
       <w:formProt w:val="false"/>
@@ -3002,7 +3002,7 @@
     </w:r>
     <w:r>
       <w:rPr/>
-      <w:t>21</w:t>
+      <w:t>24</w:t>
     </w:r>
     <w:r>
       <w:rPr/>
@@ -3043,7 +3043,7 @@
       <w:pPr>
         <w:pStyle w:val="BodyText"/>
         <w:bidi w:val="0"/>
-        <w:spacing w:lineRule="auto" w:line="360" w:before="0" w:after="120"/>
+        <w:spacing w:lineRule="auto" w:line="240" w:before="0" w:after="340"/>
         <w:jc w:val="both"/>
         <w:rPr/>
       </w:pPr>
@@ -3064,7 +3064,7 @@
       <w:pPr>
         <w:pStyle w:val="BodyText"/>
         <w:bidi w:val="0"/>
-        <w:spacing w:lineRule="auto" w:line="360" w:before="0" w:after="120"/>
+        <w:spacing w:lineRule="auto" w:line="240" w:before="0" w:after="340"/>
         <w:jc w:val="both"/>
         <w:rPr/>
       </w:pPr>
@@ -3085,7 +3085,7 @@
       <w:pPr>
         <w:pStyle w:val="BodyText"/>
         <w:bidi w:val="0"/>
-        <w:spacing w:lineRule="auto" w:line="360" w:before="0" w:after="120"/>
+        <w:spacing w:lineRule="auto" w:line="240" w:before="0" w:after="340"/>
         <w:jc w:val="both"/>
         <w:rPr/>
       </w:pPr>
@@ -3364,11 +3364,11 @@
     <w:name w:val="Body Text"/>
     <w:basedOn w:val="Normal"/>
     <w:pPr>
-      <w:spacing w:lineRule="auto" w:line="360" w:before="0" w:after="120"/>
+      <w:spacing w:lineRule="auto" w:line="240" w:before="0" w:after="340"/>
       <w:jc w:val="both"/>
     </w:pPr>
     <w:rPr>
-      <w:rFonts w:ascii="Times New Roman" w:hAnsi="Times New Roman"/>
+      <w:rFonts w:ascii="Comic Sans MS" w:hAnsi="Comic Sans MS"/>
       <w:sz w:val="24"/>
     </w:rPr>
   </w:style>
